--- a/Relatório.docx
+++ b/Relatório.docx
@@ -567,19 +567,11 @@
         </w:rPr>
         <w:t xml:space="preserve">Universidade do Estado do Amazonas – UEA, solicitado pelo professor </w:t>
       </w:r>
-      <w:proofErr w:type="spellStart"/>
-      <w:r>
-        <w:rPr>
-          <w:rFonts w:ascii="Times New Roman" w:hAnsi="Times New Roman" w:cs="Times New Roman"/>
-        </w:rPr>
-        <w:t>Kayro</w:t>
-      </w:r>
-      <w:proofErr w:type="spellEnd"/>
-      <w:r>
-        <w:rPr>
-          <w:rFonts w:ascii="Times New Roman" w:hAnsi="Times New Roman" w:cs="Times New Roman"/>
-        </w:rPr>
-        <w:t xml:space="preserve"> Figueira Pires</w:t>
+      <w:r>
+        <w:rPr>
+          <w:rFonts w:ascii="Times New Roman" w:hAnsi="Times New Roman" w:cs="Times New Roman"/>
+        </w:rPr>
+        <w:t>Kayro Figueira Pires</w:t>
       </w:r>
       <w:r>
         <w:rPr>
@@ -868,6 +860,20 @@
           <w:rFonts w:ascii="Times New Roman" w:hAnsi="Times New Roman" w:cs="Times New Roman"/>
         </w:rPr>
         <w:t>5 CONCLUSÃO</w:t>
+      </w:r>
+    </w:p>
+    <w:p>
+      <w:pPr>
+        <w:spacing w:line="360" w:lineRule="auto"/>
+        <w:rPr>
+          <w:rFonts w:ascii="Times New Roman" w:hAnsi="Times New Roman" w:cs="Times New Roman"/>
+        </w:rPr>
+      </w:pPr>
+      <w:r>
+        <w:rPr>
+          <w:rFonts w:ascii="Times New Roman" w:hAnsi="Times New Roman" w:cs="Times New Roman"/>
+        </w:rPr>
+        <w:t>6 ANEXOS</w:t>
       </w:r>
     </w:p>
     <w:p>
@@ -987,7 +993,6 @@
           <w:b/>
           <w:bCs/>
         </w:rPr>
-        <w:lastRenderedPageBreak/>
         <w:t>Descrição</w:t>
       </w:r>
     </w:p>
@@ -1153,16 +1158,8 @@
               <w:rPr>
                 <w:rFonts w:ascii="Times New Roman" w:hAnsi="Times New Roman" w:cs="Times New Roman"/>
               </w:rPr>
-              <w:t xml:space="preserve">Windows 11 Home Single </w:t>
+              <w:t>Windows 11 Home Single Language</w:t>
             </w:r>
-            <w:proofErr w:type="spellStart"/>
-            <w:r>
-              <w:rPr>
-                <w:rFonts w:ascii="Times New Roman" w:hAnsi="Times New Roman" w:cs="Times New Roman"/>
-              </w:rPr>
-              <w:t>Language</w:t>
-            </w:r>
-            <w:proofErr w:type="spellEnd"/>
           </w:p>
         </w:tc>
         <w:tc>
@@ -1429,23 +1426,7 @@
                 <w:rFonts w:ascii="Times New Roman" w:hAnsi="Times New Roman" w:cs="Times New Roman"/>
                 <w:lang w:val="en-US"/>
               </w:rPr>
-              <w:t xml:space="preserve">13th Gen Intel(R) </w:t>
-            </w:r>
-            <w:proofErr w:type="gramStart"/>
-            <w:r>
-              <w:rPr>
-                <w:rFonts w:ascii="Times New Roman" w:hAnsi="Times New Roman" w:cs="Times New Roman"/>
-                <w:lang w:val="en-US"/>
-              </w:rPr>
-              <w:t>Core(</w:t>
-            </w:r>
-            <w:proofErr w:type="gramEnd"/>
-            <w:r>
-              <w:rPr>
-                <w:rFonts w:ascii="Times New Roman" w:hAnsi="Times New Roman" w:cs="Times New Roman"/>
-                <w:lang w:val="en-US"/>
-              </w:rPr>
-              <w:t>TM) i5-1334U (1.30 GHz)</w:t>
+              <w:t>13th Gen Intel(R) Core(TM) i5-1334U (1.30 GHz)</w:t>
             </w:r>
           </w:p>
         </w:tc>
@@ -1467,23 +1448,7 @@
                 <w:rFonts w:ascii="Times New Roman" w:hAnsi="Times New Roman" w:cs="Times New Roman"/>
                 <w:lang w:val="en-US"/>
               </w:rPr>
-              <w:t xml:space="preserve">11th Gen Intel(R) </w:t>
-            </w:r>
-            <w:proofErr w:type="gramStart"/>
-            <w:r>
-              <w:rPr>
-                <w:rFonts w:ascii="Times New Roman" w:hAnsi="Times New Roman" w:cs="Times New Roman"/>
-                <w:lang w:val="en-US"/>
-              </w:rPr>
-              <w:t>Core(</w:t>
-            </w:r>
-            <w:proofErr w:type="gramEnd"/>
-            <w:r>
-              <w:rPr>
-                <w:rFonts w:ascii="Times New Roman" w:hAnsi="Times New Roman" w:cs="Times New Roman"/>
-                <w:lang w:val="en-US"/>
-              </w:rPr>
-              <w:t>TM) i5-1135G7 @ 2.40GHz (2.42 GHz</w:t>
+              <w:t>11th Gen Intel(R) Core(TM) i5-1135G7 @ 2.40GHz (2.42 GHz</w:t>
             </w:r>
           </w:p>
         </w:tc>
@@ -1794,21 +1759,7 @@
         <w:rPr>
           <w:rFonts w:ascii="Times New Roman" w:hAnsi="Times New Roman" w:cs="Times New Roman"/>
         </w:rPr>
-        <w:t>Os dois notebooks foram utilizados para executar o algoritmo, permitindo comparar os resultados obtidos em diferentes configurações de hardware. A seguir, são apresentados os tempos registrados durante os testes, considerando a execução do código, o processo de intercalação dos arquivos e a criação dos arquivos .</w:t>
-      </w:r>
-      <w:proofErr w:type="spellStart"/>
-      <w:r>
-        <w:rPr>
-          <w:rFonts w:ascii="Times New Roman" w:hAnsi="Times New Roman" w:cs="Times New Roman"/>
-        </w:rPr>
-        <w:t>txt</w:t>
-      </w:r>
-      <w:proofErr w:type="spellEnd"/>
-      <w:r>
-        <w:rPr>
-          <w:rFonts w:ascii="Times New Roman" w:hAnsi="Times New Roman" w:cs="Times New Roman"/>
-        </w:rPr>
-        <w:t xml:space="preserve"> temporários.</w:t>
+        <w:t>Os dois notebooks foram utilizados para executar o algoritmo, permitindo comparar os resultados obtidos em diferentes configurações de hardware. A seguir, são apresentados os tempos registrados durante os testes, considerando a execução do código, o processo de intercalação dos arquivos e a criação dos arquivos .txt temporários.</w:t>
       </w:r>
     </w:p>
     <w:tbl>
@@ -1901,6 +1852,7 @@
               </w:rPr>
             </w:pPr>
             <w:r>
+              <w:lastRenderedPageBreak/>
               <w:t>Execução do código</w:t>
             </w:r>
           </w:p>
@@ -1963,7 +1915,6 @@
               </w:rPr>
             </w:pPr>
             <w:r>
-              <w:lastRenderedPageBreak/>
               <w:t>Intercalação</w:t>
             </w:r>
           </w:p>
@@ -2027,13 +1978,8 @@
               </w:rPr>
             </w:pPr>
             <w:r>
-              <w:t>Criação dos arquivos .</w:t>
+              <w:t>Criação dos arquivos .txt</w:t>
             </w:r>
-            <w:proofErr w:type="spellStart"/>
-            <w:r>
-              <w:t>txt</w:t>
-            </w:r>
-            <w:proofErr w:type="spellEnd"/>
           </w:p>
         </w:tc>
         <w:tc>
@@ -2274,21 +2220,7 @@
         <w:rPr>
           <w:rFonts w:ascii="Times New Roman" w:hAnsi="Times New Roman" w:cs="Times New Roman"/>
         </w:rPr>
-        <w:t xml:space="preserve">Após o código atender aos critérios propostos, realizamos o estudo de seu funcionamento, com o objetivo de compreender a função de cada parte do programa. Dessa forma, o código pode ser dividido em cinco partes principais: importação das bibliotecas; configurações do programa e limite de memória; implementação do Quick </w:t>
-      </w:r>
-      <w:proofErr w:type="spellStart"/>
-      <w:r>
-        <w:rPr>
-          <w:rFonts w:ascii="Times New Roman" w:hAnsi="Times New Roman" w:cs="Times New Roman"/>
-        </w:rPr>
-        <w:t>Sort</w:t>
-      </w:r>
-      <w:proofErr w:type="spellEnd"/>
-      <w:r>
-        <w:rPr>
-          <w:rFonts w:ascii="Times New Roman" w:hAnsi="Times New Roman" w:cs="Times New Roman"/>
-        </w:rPr>
-        <w:t>; geração de números aleatórios sem repetição; e criação, escrita, leitura e intercalação dos arquivos</w:t>
+        <w:t>Após o código atender aos critérios propostos, realizamos o estudo de seu funcionamento, com o objetivo de compreender a função de cada parte do programa. Dessa forma, o código pode ser dividido em cinco partes principais: importação das bibliotecas; configurações do programa e limite de memória; implementação do Quick Sort; geração de números aleatórios sem repetição; e criação, escrita, leitura e intercalação dos arquivos</w:t>
       </w:r>
       <w:r>
         <w:rPr>
@@ -2371,49 +2303,14 @@
         <w:rPr>
           <w:rFonts w:ascii="Times New Roman" w:hAnsi="Times New Roman" w:cs="Times New Roman"/>
         </w:rPr>
-        <w:t xml:space="preserve">A biblioteca </w:t>
-      </w:r>
-      <w:proofErr w:type="spellStart"/>
-      <w:r>
-        <w:rPr>
-          <w:rFonts w:ascii="Times New Roman" w:hAnsi="Times New Roman" w:cs="Times New Roman"/>
-        </w:rPr>
-        <w:t>random</w:t>
-      </w:r>
-      <w:proofErr w:type="spellEnd"/>
-      <w:r>
-        <w:rPr>
-          <w:rFonts w:ascii="Times New Roman" w:hAnsi="Times New Roman" w:cs="Times New Roman"/>
-        </w:rPr>
-        <w:t xml:space="preserve"> é utilizada para auxiliar na geração dos números aleatórios. A biblioteca </w:t>
-      </w:r>
-      <w:proofErr w:type="spellStart"/>
-      <w:r>
-        <w:rPr>
-          <w:rFonts w:ascii="Times New Roman" w:hAnsi="Times New Roman" w:cs="Times New Roman"/>
-        </w:rPr>
-        <w:t>heapq</w:t>
-      </w:r>
-      <w:proofErr w:type="spellEnd"/>
-      <w:r>
-        <w:rPr>
-          <w:rFonts w:ascii="Times New Roman" w:hAnsi="Times New Roman" w:cs="Times New Roman"/>
-        </w:rPr>
-        <w:t xml:space="preserve"> fornece a estrutura de </w:t>
-      </w:r>
-      <w:proofErr w:type="spellStart"/>
-      <w:r>
-        <w:rPr>
-          <w:rFonts w:ascii="Times New Roman" w:hAnsi="Times New Roman" w:cs="Times New Roman"/>
-        </w:rPr>
-        <w:t>heap</w:t>
-      </w:r>
-      <w:proofErr w:type="spellEnd"/>
-      <w:r>
-        <w:rPr>
-          <w:rFonts w:ascii="Times New Roman" w:hAnsi="Times New Roman" w:cs="Times New Roman"/>
-        </w:rPr>
-        <w:t xml:space="preserve"> utilizada durante a intercalação, permitindo selecionar de forma eficiente o menor número disponível entre os arquivos que estão sendo processados. A biblioteca time é utilizada para medir o tempo de execução das diferentes etapas do programa.</w:t>
+        <w:t xml:space="preserve">A biblioteca random é utilizada para auxiliar na geração dos números aleatórios. A biblioteca heapq fornece a estrutura de heap utilizada durante a intercalação, permitindo selecionar de forma eficiente o menor número disponível entre os </w:t>
+      </w:r>
+      <w:r>
+        <w:rPr>
+          <w:rFonts w:ascii="Times New Roman" w:hAnsi="Times New Roman" w:cs="Times New Roman"/>
+        </w:rPr>
+        <w:lastRenderedPageBreak/>
+        <w:t>arquivos que estão sendo processados. A biblioteca time é utilizada para medir o tempo de execução das diferentes etapas do programa.</w:t>
       </w:r>
     </w:p>
     <w:p>
@@ -2430,7 +2327,6 @@
         <w:rPr>
           <w:rFonts w:ascii="Times New Roman" w:hAnsi="Times New Roman" w:cs="Times New Roman"/>
         </w:rPr>
-        <w:lastRenderedPageBreak/>
         <w:t>Após a importação das bibliotecas, são definidas as configurações utilizadas pelo programa.</w:t>
       </w:r>
     </w:p>
@@ -2830,7 +2726,6 @@
         <w:rPr>
           <w:rFonts w:ascii="Times New Roman" w:hAnsi="Times New Roman" w:cs="Times New Roman"/>
         </w:rPr>
-        <w:lastRenderedPageBreak/>
         <w:t>Essa divisão permite que o processamento seja realizado respeitando o limite de memória estabelecido, enquanto os demais dados permanecem armazenados nos arquivos</w:t>
       </w:r>
       <w:r>
@@ -3010,48 +2905,24 @@
           <w:b/>
           <w:bCs/>
         </w:rPr>
-        <w:t xml:space="preserve">.3 Quick </w:t>
-      </w:r>
-      <w:proofErr w:type="spellStart"/>
-      <w:r>
-        <w:rPr>
-          <w:rFonts w:ascii="Times New Roman" w:hAnsi="Times New Roman" w:cs="Times New Roman"/>
-          <w:b/>
-          <w:bCs/>
-        </w:rPr>
-        <w:t>Sort</w:t>
-      </w:r>
-      <w:proofErr w:type="spellEnd"/>
-    </w:p>
-    <w:p>
-      <w:pPr>
-        <w:pStyle w:val="PargrafodaLista"/>
-        <w:spacing w:line="360" w:lineRule="auto"/>
-        <w:ind w:left="708" w:firstLine="12"/>
-        <w:jc w:val="both"/>
-        <w:rPr>
-          <w:rFonts w:ascii="Times New Roman" w:hAnsi="Times New Roman" w:cs="Times New Roman"/>
-        </w:rPr>
-      </w:pPr>
-      <w:r>
-        <w:rPr>
-          <w:rFonts w:ascii="Times New Roman" w:hAnsi="Times New Roman" w:cs="Times New Roman"/>
-        </w:rPr>
-        <w:t xml:space="preserve">A terceira parte do código corresponde à implementação do Quick </w:t>
-      </w:r>
-      <w:proofErr w:type="spellStart"/>
-      <w:r>
-        <w:rPr>
-          <w:rFonts w:ascii="Times New Roman" w:hAnsi="Times New Roman" w:cs="Times New Roman"/>
-        </w:rPr>
-        <w:t>Sort</w:t>
-      </w:r>
-      <w:proofErr w:type="spellEnd"/>
-      <w:r>
-        <w:rPr>
-          <w:rFonts w:ascii="Times New Roman" w:hAnsi="Times New Roman" w:cs="Times New Roman"/>
-        </w:rPr>
-        <w:t>, utilizado para ordenar os blocos de números antes que sejam gravados nos arquivos.</w:t>
+        <w:t>.3 Quick Sort</w:t>
+      </w:r>
+    </w:p>
+    <w:p>
+      <w:pPr>
+        <w:pStyle w:val="PargrafodaLista"/>
+        <w:spacing w:line="360" w:lineRule="auto"/>
+        <w:ind w:left="708" w:firstLine="12"/>
+        <w:jc w:val="both"/>
+        <w:rPr>
+          <w:rFonts w:ascii="Times New Roman" w:hAnsi="Times New Roman" w:cs="Times New Roman"/>
+        </w:rPr>
+      </w:pPr>
+      <w:r>
+        <w:rPr>
+          <w:rFonts w:ascii="Times New Roman" w:hAnsi="Times New Roman" w:cs="Times New Roman"/>
+        </w:rPr>
+        <w:t>A terceira parte do código corresponde à implementação do Quick Sort, utilizado para ordenar os blocos de números antes que sejam gravados nos arquivos.</w:t>
       </w:r>
     </w:p>
     <w:p>
@@ -3110,20 +2981,8 @@
           <w:sz w:val="20"/>
           <w:szCs w:val="20"/>
         </w:rPr>
-        <w:t xml:space="preserve">Quick </w:t>
-      </w:r>
-      <w:proofErr w:type="spellStart"/>
-      <w:r>
-        <w:rPr>
-          <w:rFonts w:ascii="Times New Roman" w:hAnsi="Times New Roman" w:cs="Times New Roman"/>
-          <w:i/>
-          <w:iCs/>
-          <w:sz w:val="20"/>
-          <w:szCs w:val="20"/>
-        </w:rPr>
-        <w:t>Sort</w:t>
-      </w:r>
-      <w:proofErr w:type="spellEnd"/>
+        <w:t>Quick Sort</w:t>
+      </w:r>
       <w:r>
         <w:rPr>
           <w:rFonts w:ascii="Times New Roman" w:hAnsi="Times New Roman" w:cs="Times New Roman"/>
@@ -3279,6 +3138,7 @@
         <w:rPr>
           <w:rFonts w:ascii="Times New Roman" w:hAnsi="Times New Roman" w:cs="Times New Roman"/>
         </w:rPr>
+        <w:lastRenderedPageBreak/>
         <w:t>A função responsável pelo particionamento e pela organização dos elementos em relação ao pivô é apresentada na Figura 4</w:t>
       </w:r>
       <w:r>
@@ -3317,25 +3177,7 @@
           <w:sz w:val="20"/>
           <w:szCs w:val="20"/>
         </w:rPr>
-        <w:t xml:space="preserve">Figura 4: Função </w:t>
-      </w:r>
-      <w:proofErr w:type="gramStart"/>
-      <w:r>
-        <w:rPr>
-          <w:rFonts w:ascii="Times New Roman" w:hAnsi="Times New Roman" w:cs="Times New Roman"/>
-          <w:sz w:val="20"/>
-          <w:szCs w:val="20"/>
-        </w:rPr>
-        <w:t>particionar(</w:t>
-      </w:r>
-      <w:proofErr w:type="gramEnd"/>
-      <w:r>
-        <w:rPr>
-          <w:rFonts w:ascii="Times New Roman" w:hAnsi="Times New Roman" w:cs="Times New Roman"/>
-          <w:sz w:val="20"/>
-          <w:szCs w:val="20"/>
-        </w:rPr>
-        <w:t>).</w:t>
+        <w:t>Figura 4: Função particionar().</w:t>
       </w:r>
     </w:p>
     <w:p>
@@ -3513,37 +3355,7 @@
         <w:rPr>
           <w:rFonts w:ascii="Times New Roman" w:hAnsi="Times New Roman" w:cs="Times New Roman"/>
         </w:rPr>
-        <w:t xml:space="preserve">A geração dos números é realizada de forma pseudoaleatória, utilizando a biblioteca </w:t>
-      </w:r>
-      <w:proofErr w:type="spellStart"/>
-      <w:r>
-        <w:rPr>
-          <w:rFonts w:ascii="Times New Roman" w:hAnsi="Times New Roman" w:cs="Times New Roman"/>
-        </w:rPr>
-        <w:t>random</w:t>
-      </w:r>
-      <w:proofErr w:type="spellEnd"/>
-      <w:r>
-        <w:rPr>
-          <w:rFonts w:ascii="Times New Roman" w:hAnsi="Times New Roman" w:cs="Times New Roman"/>
-        </w:rPr>
-        <w:t xml:space="preserve">. O programa utiliza </w:t>
-      </w:r>
-      <w:proofErr w:type="spellStart"/>
-      <w:proofErr w:type="gramStart"/>
-      <w:r>
-        <w:rPr>
-          <w:rFonts w:ascii="Times New Roman" w:hAnsi="Times New Roman" w:cs="Times New Roman"/>
-        </w:rPr>
-        <w:t>random.choice</w:t>
-      </w:r>
-      <w:proofErr w:type="spellEnd"/>
-      <w:proofErr w:type="gramEnd"/>
-      <w:r>
-        <w:rPr>
-          <w:rFonts w:ascii="Times New Roman" w:hAnsi="Times New Roman" w:cs="Times New Roman"/>
-        </w:rPr>
-        <w:t>() para selecionar os valores dentro do intervalo estabelecido, conforme apresentado na Figura 5.</w:t>
+        <w:t>A geração dos números é realizada de forma pseudoaleatória, utilizando a biblioteca random. O programa utiliza random.choice() para selecionar os valores dentro do intervalo estabelecido, conforme apresentado na Figura 5.</w:t>
       </w:r>
     </w:p>
     <w:p>
@@ -3822,21 +3634,7 @@
         <w:rPr>
           <w:rFonts w:ascii="Times New Roman" w:hAnsi="Times New Roman" w:cs="Times New Roman"/>
         </w:rPr>
-        <w:t xml:space="preserve">Primeiramente, os números são gerados em blocos de até 1.000 elementos, armazenados temporariamente na memória e ordenados pelo Quick </w:t>
-      </w:r>
-      <w:proofErr w:type="spellStart"/>
-      <w:r>
-        <w:rPr>
-          <w:rFonts w:ascii="Times New Roman" w:hAnsi="Times New Roman" w:cs="Times New Roman"/>
-        </w:rPr>
-        <w:t>Sort</w:t>
-      </w:r>
-      <w:proofErr w:type="spellEnd"/>
-      <w:r>
-        <w:rPr>
-          <w:rFonts w:ascii="Times New Roman" w:hAnsi="Times New Roman" w:cs="Times New Roman"/>
-        </w:rPr>
-        <w:t>. Após a ordenação, cada bloco é gravado em um arquivo, formando arquivos como:</w:t>
+        <w:t>Primeiramente, os números são gerados em blocos de até 1.000 elementos, armazenados temporariamente na memória e ordenados pelo Quick Sort. Após a ordenação, cada bloco é gravado em um arquivo, formando arquivos como:</w:t>
       </w:r>
     </w:p>
     <w:p>
@@ -3970,7 +3768,153 @@
         <w:pStyle w:val="PargrafodaLista"/>
         <w:spacing w:line="360" w:lineRule="auto"/>
         <w:ind w:left="708" w:firstLine="12"/>
-        <w:jc w:val="center"/>
+        <w:jc w:val="both"/>
+        <w:rPr>
+          <w:rFonts w:ascii="Times New Roman" w:hAnsi="Times New Roman" w:cs="Times New Roman"/>
+        </w:rPr>
+      </w:pPr>
+    </w:p>
+    <w:p>
+      <w:pPr>
+        <w:pStyle w:val="PargrafodaLista"/>
+        <w:spacing w:line="360" w:lineRule="auto"/>
+        <w:ind w:left="708" w:firstLine="12"/>
+        <w:jc w:val="both"/>
+        <w:rPr>
+          <w:rFonts w:ascii="Times New Roman" w:hAnsi="Times New Roman" w:cs="Times New Roman"/>
+        </w:rPr>
+      </w:pPr>
+      <w:r>
+        <w:rPr>
+          <w:rFonts w:ascii="Times New Roman" w:hAnsi="Times New Roman" w:cs="Times New Roman"/>
+        </w:rPr>
+        <w:t>A criação e a escrita desses arquivos fazem parte da primeira etapa do processamento.</w:t>
+      </w:r>
+    </w:p>
+    <w:p>
+      <w:pPr>
+        <w:pStyle w:val="PargrafodaLista"/>
+        <w:spacing w:line="360" w:lineRule="auto"/>
+        <w:ind w:left="708" w:firstLine="12"/>
+        <w:jc w:val="both"/>
+        <w:rPr>
+          <w:rFonts w:ascii="Times New Roman" w:hAnsi="Times New Roman" w:cs="Times New Roman"/>
+        </w:rPr>
+      </w:pPr>
+      <w:r>
+        <w:rPr>
+          <w:rFonts w:ascii="Times New Roman" w:hAnsi="Times New Roman" w:cs="Times New Roman"/>
+        </w:rPr>
+        <w:t>Após a criação dos arquivos de partes, é realizada a intercalação. Para evitar que todos os números dos arquivos sejam carregados simultaneamente na memória, o programa utiliza uma quantidade limitada de dados durante a leitura.</w:t>
+      </w:r>
+    </w:p>
+    <w:p>
+      <w:pPr>
+        <w:pStyle w:val="PargrafodaLista"/>
+        <w:spacing w:line="360" w:lineRule="auto"/>
+        <w:ind w:left="708" w:firstLine="12"/>
+        <w:jc w:val="both"/>
+        <w:rPr>
+          <w:rFonts w:ascii="Times New Roman" w:hAnsi="Times New Roman" w:cs="Times New Roman"/>
+        </w:rPr>
+      </w:pPr>
+    </w:p>
+    <w:p>
+      <w:pPr>
+        <w:pStyle w:val="PargrafodaLista"/>
+        <w:spacing w:line="360" w:lineRule="auto"/>
+        <w:ind w:left="708" w:firstLine="12"/>
+        <w:jc w:val="both"/>
+        <w:rPr>
+          <w:rFonts w:ascii="Times New Roman" w:hAnsi="Times New Roman" w:cs="Times New Roman"/>
+        </w:rPr>
+      </w:pPr>
+      <w:r>
+        <w:rPr>
+          <w:rFonts w:ascii="Times New Roman" w:hAnsi="Times New Roman" w:cs="Times New Roman"/>
+        </w:rPr>
+        <w:t>A intercalação utiliza uma estrutura de heap, fornecida pela biblioteca heapq, que permite manter e selecionar de forma eficiente o menor número disponível entre os arquivos que estão sendo processados.</w:t>
+      </w:r>
+    </w:p>
+    <w:p>
+      <w:pPr>
+        <w:pStyle w:val="PargrafodaLista"/>
+        <w:spacing w:line="360" w:lineRule="auto"/>
+        <w:ind w:left="708" w:firstLine="12"/>
+        <w:jc w:val="both"/>
+        <w:rPr>
+          <w:rFonts w:ascii="Times New Roman" w:hAnsi="Times New Roman" w:cs="Times New Roman"/>
+        </w:rPr>
+      </w:pPr>
+    </w:p>
+    <w:p>
+      <w:pPr>
+        <w:pStyle w:val="PargrafodaLista"/>
+        <w:spacing w:line="360" w:lineRule="auto"/>
+        <w:ind w:left="708" w:firstLine="12"/>
+        <w:jc w:val="both"/>
+        <w:rPr>
+          <w:rFonts w:ascii="Times New Roman" w:hAnsi="Times New Roman" w:cs="Times New Roman"/>
+        </w:rPr>
+      </w:pPr>
+      <w:r>
+        <w:rPr>
+          <w:rFonts w:ascii="Times New Roman" w:hAnsi="Times New Roman" w:cs="Times New Roman"/>
+        </w:rPr>
+        <w:lastRenderedPageBreak/>
+        <w:t>Na segunda etapa, os arquivos de partes são processados em grupos de 10 arquivos por rodada. Como cada arquivo possui até 1.000 números, cada rodada pode processar:</w:t>
+      </w:r>
+    </w:p>
+    <w:p>
+      <w:pPr>
+        <w:pStyle w:val="PargrafodaLista"/>
+        <w:spacing w:line="360" w:lineRule="auto"/>
+        <w:ind w:left="708" w:firstLine="12"/>
+        <w:jc w:val="both"/>
+        <w:rPr>
+          <w:rFonts w:ascii="Times New Roman" w:hAnsi="Times New Roman" w:cs="Times New Roman"/>
+        </w:rPr>
+      </w:pPr>
+    </w:p>
+    <w:p>
+      <w:pPr>
+        <w:pStyle w:val="PargrafodaLista"/>
+        <w:spacing w:line="360" w:lineRule="auto"/>
+        <w:ind w:left="708" w:firstLine="12"/>
+        <w:jc w:val="both"/>
+        <w:rPr>
+          <w:rFonts w:ascii="Times New Roman" w:hAnsi="Times New Roman" w:cs="Times New Roman"/>
+        </w:rPr>
+      </w:pPr>
+      <w:r>
+        <w:rPr>
+          <w:rFonts w:ascii="Times New Roman" w:hAnsi="Times New Roman" w:cs="Times New Roman"/>
+        </w:rPr>
+        <w:t>10 arquivos × 1.000 números = 10.000 números.</w:t>
+      </w:r>
+    </w:p>
+    <w:p>
+      <w:pPr>
+        <w:pStyle w:val="PargrafodaLista"/>
+        <w:spacing w:line="360" w:lineRule="auto"/>
+        <w:ind w:left="708" w:firstLine="12"/>
+        <w:jc w:val="both"/>
+        <w:rPr>
+          <w:rFonts w:ascii="Times New Roman" w:hAnsi="Times New Roman" w:cs="Times New Roman"/>
+        </w:rPr>
+      </w:pPr>
+      <w:r>
+        <w:rPr>
+          <w:rFonts w:ascii="Times New Roman" w:hAnsi="Times New Roman" w:cs="Times New Roman"/>
+        </w:rPr>
+        <w:t>Como mostrado nas figuras 7 e 8.</w:t>
+      </w:r>
+    </w:p>
+    <w:p>
+      <w:pPr>
+        <w:pStyle w:val="PargrafodaLista"/>
+        <w:spacing w:line="360" w:lineRule="auto"/>
+        <w:ind w:left="708" w:firstLine="12"/>
         <w:rPr>
           <w:rFonts w:ascii="Times New Roman" w:hAnsi="Times New Roman" w:cs="Times New Roman"/>
         </w:rPr>
@@ -4146,7 +4090,6 @@
           <w:rFonts w:ascii="Times New Roman" w:hAnsi="Times New Roman" w:cs="Times New Roman"/>
           <w:noProof/>
         </w:rPr>
-        <w:lastRenderedPageBreak/>
         <w:drawing>
           <wp:inline distT="0" distB="0" distL="0" distR="0" wp14:anchorId="4B85CC9B" wp14:editId="57C6F024">
             <wp:extent cx="5398770" cy="1235710"/>
@@ -4236,6 +4179,41 @@
         <w:pStyle w:val="PargrafodaLista"/>
         <w:spacing w:line="360" w:lineRule="auto"/>
         <w:ind w:left="708" w:firstLine="12"/>
+        <w:jc w:val="both"/>
+        <w:rPr>
+          <w:rFonts w:ascii="Times New Roman" w:hAnsi="Times New Roman" w:cs="Times New Roman"/>
+        </w:rPr>
+      </w:pPr>
+      <w:r>
+        <w:rPr>
+          <w:rFonts w:ascii="Times New Roman" w:hAnsi="Times New Roman" w:cs="Times New Roman"/>
+        </w:rPr>
+        <w:t>Ao final dessa etapa, são criados arquivos temporários intermediários. Posteriormente, esses arquivos são novamente intercalados, produzindo o arquivo resultado_final.txt, que contém os 100.000 números em ordem crescente</w:t>
+      </w:r>
+      <w:r>
+        <w:rPr>
+          <w:rFonts w:ascii="Times New Roman" w:hAnsi="Times New Roman" w:cs="Times New Roman"/>
+        </w:rPr>
+        <w:t>, como é mostrado na figura 9.</w:t>
+      </w:r>
+    </w:p>
+    <w:p>
+      <w:pPr>
+        <w:pStyle w:val="PargrafodaLista"/>
+        <w:spacing w:line="360" w:lineRule="auto"/>
+        <w:ind w:left="708" w:firstLine="12"/>
+        <w:rPr>
+          <w:rFonts w:ascii="Times New Roman" w:hAnsi="Times New Roman" w:cs="Times New Roman"/>
+          <w:sz w:val="20"/>
+          <w:szCs w:val="20"/>
+        </w:rPr>
+      </w:pPr>
+    </w:p>
+    <w:p>
+      <w:pPr>
+        <w:pStyle w:val="PargrafodaLista"/>
+        <w:spacing w:line="360" w:lineRule="auto"/>
+        <w:ind w:left="708" w:firstLine="12"/>
         <w:jc w:val="center"/>
         <w:rPr>
           <w:rFonts w:ascii="Times New Roman" w:hAnsi="Times New Roman" w:cs="Times New Roman"/>
@@ -4257,23 +4235,7 @@
           <w:sz w:val="20"/>
           <w:szCs w:val="20"/>
         </w:rPr>
-        <w:t>9</w:t>
-      </w:r>
-      <w:r>
-        <w:rPr>
-          <w:rFonts w:ascii="Times New Roman" w:hAnsi="Times New Roman" w:cs="Times New Roman"/>
-          <w:sz w:val="20"/>
-          <w:szCs w:val="20"/>
-        </w:rPr>
-        <w:t xml:space="preserve">: </w:t>
-      </w:r>
-      <w:r>
-        <w:rPr>
-          <w:rFonts w:ascii="Times New Roman" w:hAnsi="Times New Roman" w:cs="Times New Roman"/>
-          <w:sz w:val="20"/>
-          <w:szCs w:val="20"/>
-        </w:rPr>
-        <w:t>Processo de Verificação</w:t>
+        <w:t>9: Processo de Verificação</w:t>
       </w:r>
     </w:p>
     <w:p>
@@ -4291,6 +4253,7 @@
       <w:r>
         <w:rPr>
           <w:rFonts w:ascii="Times New Roman" w:hAnsi="Times New Roman" w:cs="Times New Roman"/>
+          <w:noProof/>
           <w:sz w:val="20"/>
           <w:szCs w:val="20"/>
         </w:rPr>
@@ -4362,6 +4325,7 @@
           <w:sz w:val="20"/>
           <w:szCs w:val="20"/>
         </w:rPr>
+        <w:lastRenderedPageBreak/>
         <w:t>Fonte: Acervo do autor (2026)</w:t>
       </w:r>
     </w:p>
@@ -4370,234 +4334,11 @@
         <w:pStyle w:val="PargrafodaLista"/>
         <w:spacing w:line="360" w:lineRule="auto"/>
         <w:ind w:left="708" w:firstLine="12"/>
-        <w:jc w:val="both"/>
-        <w:rPr>
-          <w:rFonts w:ascii="Times New Roman" w:hAnsi="Times New Roman" w:cs="Times New Roman"/>
-        </w:rPr>
-      </w:pPr>
-    </w:p>
-    <w:p>
-      <w:pPr>
-        <w:pStyle w:val="PargrafodaLista"/>
-        <w:spacing w:line="360" w:lineRule="auto"/>
-        <w:ind w:left="708" w:firstLine="12"/>
-        <w:jc w:val="both"/>
-        <w:rPr>
-          <w:rFonts w:ascii="Times New Roman" w:hAnsi="Times New Roman" w:cs="Times New Roman"/>
-        </w:rPr>
-      </w:pPr>
-      <w:r>
-        <w:rPr>
-          <w:rFonts w:ascii="Times New Roman" w:hAnsi="Times New Roman" w:cs="Times New Roman"/>
-        </w:rPr>
-        <w:t>A criação e a escrita desses arquivos fazem parte da primeira etapa do processamento.</w:t>
-      </w:r>
-    </w:p>
-    <w:p>
-      <w:pPr>
-        <w:pStyle w:val="PargrafodaLista"/>
-        <w:spacing w:line="360" w:lineRule="auto"/>
-        <w:ind w:left="708" w:firstLine="12"/>
-        <w:jc w:val="both"/>
-        <w:rPr>
-          <w:rFonts w:ascii="Times New Roman" w:hAnsi="Times New Roman" w:cs="Times New Roman"/>
-        </w:rPr>
-      </w:pPr>
-    </w:p>
-    <w:p>
-      <w:pPr>
-        <w:pStyle w:val="PargrafodaLista"/>
-        <w:spacing w:line="360" w:lineRule="auto"/>
-        <w:ind w:left="708" w:firstLine="12"/>
-        <w:jc w:val="both"/>
-        <w:rPr>
-          <w:rFonts w:ascii="Times New Roman" w:hAnsi="Times New Roman" w:cs="Times New Roman"/>
-        </w:rPr>
-      </w:pPr>
-      <w:r>
-        <w:rPr>
-          <w:rFonts w:ascii="Times New Roman" w:hAnsi="Times New Roman" w:cs="Times New Roman"/>
-        </w:rPr>
-        <w:t>Após a criação dos arquivos de partes, é realizada a intercalação. Para evitar que todos os números dos arquivos sejam carregados simultaneamente na memória, o programa utiliza uma quantidade limitada de dados durante a leitura.</w:t>
-      </w:r>
-    </w:p>
-    <w:p>
-      <w:pPr>
-        <w:pStyle w:val="PargrafodaLista"/>
-        <w:spacing w:line="360" w:lineRule="auto"/>
-        <w:ind w:left="708" w:firstLine="12"/>
-        <w:jc w:val="both"/>
-        <w:rPr>
-          <w:rFonts w:ascii="Times New Roman" w:hAnsi="Times New Roman" w:cs="Times New Roman"/>
-        </w:rPr>
-      </w:pPr>
-    </w:p>
-    <w:p>
-      <w:pPr>
-        <w:pStyle w:val="PargrafodaLista"/>
-        <w:spacing w:line="360" w:lineRule="auto"/>
-        <w:ind w:left="708" w:firstLine="12"/>
-        <w:jc w:val="both"/>
-        <w:rPr>
-          <w:rFonts w:ascii="Times New Roman" w:hAnsi="Times New Roman" w:cs="Times New Roman"/>
-        </w:rPr>
-      </w:pPr>
-      <w:r>
-        <w:rPr>
-          <w:rFonts w:ascii="Times New Roman" w:hAnsi="Times New Roman" w:cs="Times New Roman"/>
-        </w:rPr>
-        <w:t xml:space="preserve">A intercalação utiliza uma estrutura de </w:t>
-      </w:r>
-      <w:proofErr w:type="spellStart"/>
-      <w:r>
-        <w:rPr>
-          <w:rFonts w:ascii="Times New Roman" w:hAnsi="Times New Roman" w:cs="Times New Roman"/>
-        </w:rPr>
-        <w:t>heap</w:t>
-      </w:r>
-      <w:proofErr w:type="spellEnd"/>
-      <w:r>
-        <w:rPr>
-          <w:rFonts w:ascii="Times New Roman" w:hAnsi="Times New Roman" w:cs="Times New Roman"/>
-        </w:rPr>
-        <w:t xml:space="preserve">, fornecida pela biblioteca </w:t>
-      </w:r>
-      <w:proofErr w:type="spellStart"/>
-      <w:r>
-        <w:rPr>
-          <w:rFonts w:ascii="Times New Roman" w:hAnsi="Times New Roman" w:cs="Times New Roman"/>
-        </w:rPr>
-        <w:t>heapq</w:t>
-      </w:r>
-      <w:proofErr w:type="spellEnd"/>
-      <w:r>
-        <w:rPr>
-          <w:rFonts w:ascii="Times New Roman" w:hAnsi="Times New Roman" w:cs="Times New Roman"/>
-        </w:rPr>
-        <w:t>, que permite manter e selecionar de forma eficiente o menor número disponível entre os arquivos que estão sendo processados.</w:t>
-      </w:r>
-    </w:p>
-    <w:p>
-      <w:pPr>
-        <w:pStyle w:val="PargrafodaLista"/>
-        <w:spacing w:line="360" w:lineRule="auto"/>
-        <w:ind w:left="708" w:firstLine="12"/>
-        <w:jc w:val="both"/>
-        <w:rPr>
-          <w:rFonts w:ascii="Times New Roman" w:hAnsi="Times New Roman" w:cs="Times New Roman"/>
-        </w:rPr>
-      </w:pPr>
-    </w:p>
-    <w:p>
-      <w:pPr>
-        <w:pStyle w:val="PargrafodaLista"/>
-        <w:spacing w:line="360" w:lineRule="auto"/>
-        <w:ind w:left="708" w:firstLine="12"/>
-        <w:jc w:val="both"/>
-        <w:rPr>
-          <w:rFonts w:ascii="Times New Roman" w:hAnsi="Times New Roman" w:cs="Times New Roman"/>
-        </w:rPr>
-      </w:pPr>
-      <w:r>
-        <w:rPr>
-          <w:rFonts w:ascii="Times New Roman" w:hAnsi="Times New Roman" w:cs="Times New Roman"/>
-        </w:rPr>
-        <w:t>Na segunda etapa, os arquivos de partes são processados em grupos de 10 arquivos por rodada. Como cada arquivo possui até 1.000 números, cada rodada pode processar:</w:t>
-      </w:r>
-    </w:p>
-    <w:p>
-      <w:pPr>
-        <w:pStyle w:val="PargrafodaLista"/>
-        <w:spacing w:line="360" w:lineRule="auto"/>
-        <w:ind w:left="708" w:firstLine="12"/>
-        <w:jc w:val="both"/>
-        <w:rPr>
-          <w:rFonts w:ascii="Times New Roman" w:hAnsi="Times New Roman" w:cs="Times New Roman"/>
-        </w:rPr>
-      </w:pPr>
-    </w:p>
-    <w:p>
-      <w:pPr>
-        <w:pStyle w:val="PargrafodaLista"/>
-        <w:spacing w:line="360" w:lineRule="auto"/>
-        <w:ind w:left="708" w:firstLine="12"/>
-        <w:jc w:val="both"/>
-        <w:rPr>
-          <w:rFonts w:ascii="Times New Roman" w:hAnsi="Times New Roman" w:cs="Times New Roman"/>
-        </w:rPr>
-      </w:pPr>
-      <w:r>
-        <w:rPr>
-          <w:rFonts w:ascii="Times New Roman" w:hAnsi="Times New Roman" w:cs="Times New Roman"/>
-        </w:rPr>
-        <w:t>10 arquivos × 1.000 números = 10.000 números.</w:t>
-      </w:r>
-    </w:p>
-    <w:p>
-      <w:pPr>
-        <w:pStyle w:val="PargrafodaLista"/>
-        <w:spacing w:line="360" w:lineRule="auto"/>
-        <w:ind w:left="708" w:firstLine="12"/>
-        <w:jc w:val="both"/>
-        <w:rPr>
-          <w:rFonts w:ascii="Times New Roman" w:hAnsi="Times New Roman" w:cs="Times New Roman"/>
-        </w:rPr>
-      </w:pPr>
-    </w:p>
-    <w:p>
-      <w:pPr>
-        <w:pStyle w:val="PargrafodaLista"/>
-        <w:spacing w:line="360" w:lineRule="auto"/>
-        <w:ind w:left="708" w:firstLine="12"/>
-        <w:jc w:val="both"/>
-        <w:rPr>
-          <w:rFonts w:ascii="Times New Roman" w:hAnsi="Times New Roman" w:cs="Times New Roman"/>
-        </w:rPr>
-      </w:pPr>
-      <w:r>
-        <w:rPr>
-          <w:rFonts w:ascii="Times New Roman" w:hAnsi="Times New Roman" w:cs="Times New Roman"/>
-        </w:rPr>
-        <w:lastRenderedPageBreak/>
-        <w:t>Ao final dessa etapa, são criados arquivos temporários intermediários. Posteriormente, esses arquivos são novamente intercalados, produzindo o arquivo resultado_final.txt, que contém os 100.000 números em ordem crescente.</w:t>
-      </w:r>
-    </w:p>
-    <w:p>
-      <w:pPr>
-        <w:pStyle w:val="PargrafodaLista"/>
-        <w:spacing w:line="360" w:lineRule="auto"/>
-        <w:ind w:left="708" w:firstLine="12"/>
-        <w:jc w:val="both"/>
-        <w:rPr>
-          <w:rFonts w:ascii="Times New Roman" w:hAnsi="Times New Roman" w:cs="Times New Roman"/>
-        </w:rPr>
-      </w:pPr>
-    </w:p>
-    <w:p>
-      <w:pPr>
-        <w:pStyle w:val="PargrafodaLista"/>
-        <w:spacing w:line="360" w:lineRule="auto"/>
-        <w:ind w:left="708" w:firstLine="12"/>
-        <w:jc w:val="both"/>
-        <w:rPr>
-          <w:rFonts w:ascii="Times New Roman" w:hAnsi="Times New Roman" w:cs="Times New Roman"/>
-        </w:rPr>
-      </w:pPr>
-      <w:r>
-        <w:rPr>
-          <w:rFonts w:ascii="Times New Roman" w:hAnsi="Times New Roman" w:cs="Times New Roman"/>
-        </w:rPr>
-        <w:t>Um trecho relacionado à criação, escrita e processamento dos arquivos pode ser apresentado na Figura 6.</w:t>
-      </w:r>
-    </w:p>
-    <w:p>
-      <w:pPr>
-        <w:pStyle w:val="PargrafodaLista"/>
-        <w:spacing w:line="360" w:lineRule="auto"/>
-        <w:ind w:left="708" w:firstLine="12"/>
-        <w:jc w:val="both"/>
-        <w:rPr>
-          <w:rFonts w:ascii="Times New Roman" w:hAnsi="Times New Roman" w:cs="Times New Roman"/>
+        <w:jc w:val="center"/>
+        <w:rPr>
+          <w:rFonts w:ascii="Times New Roman" w:hAnsi="Times New Roman" w:cs="Times New Roman"/>
+          <w:sz w:val="20"/>
+          <w:szCs w:val="20"/>
         </w:rPr>
       </w:pPr>
     </w:p>
@@ -4692,21 +4433,7 @@
         <w:rPr>
           <w:rFonts w:ascii="Times New Roman" w:hAnsi="Times New Roman" w:cs="Times New Roman"/>
         </w:rPr>
-        <w:t xml:space="preserve">Em relação à intercalação, buscamos orientação com o professor </w:t>
-      </w:r>
-      <w:proofErr w:type="spellStart"/>
-      <w:r>
-        <w:rPr>
-          <w:rFonts w:ascii="Times New Roman" w:hAnsi="Times New Roman" w:cs="Times New Roman"/>
-        </w:rPr>
-        <w:t>Kayro</w:t>
-      </w:r>
-      <w:proofErr w:type="spellEnd"/>
-      <w:r>
-        <w:rPr>
-          <w:rFonts w:ascii="Times New Roman" w:hAnsi="Times New Roman" w:cs="Times New Roman"/>
-        </w:rPr>
-        <w:t>, que explicou melhor o funcionamento desse processo. A partir das orientações recebidas, utilizamos o ChatGPT como ferramenta de apoio para desenvolver uma solução capaz de realizar a intercalação dos arquivos por meio de arquivos temporários, mantendo a quantidade de dados armazenados na memória dentro do limite estabelecido.</w:t>
+        <w:t>Em relação à intercalação, buscamos orientação com o professor Kayro, que explicou melhor o funcionamento desse processo. A partir das orientações recebidas, utilizamos o ChatGPT como ferramenta de apoio para desenvolver uma solução capaz de realizar a intercalação dos arquivos por meio de arquivos temporários, mantendo a quantidade de dados armazenados na memória dentro do limite estabelecido.</w:t>
       </w:r>
     </w:p>
     <w:p>
@@ -4758,14 +4485,7 @@
         <w:rPr>
           <w:rFonts w:ascii="Times New Roman" w:hAnsi="Times New Roman" w:cs="Times New Roman"/>
         </w:rPr>
-        <w:t xml:space="preserve">Outra dificuldade encontrada foi o controle da quantidade de dados carregados durante a intercalação. Para solucionar esse problema, o processamento foi </w:t>
-      </w:r>
-      <w:r>
-        <w:rPr>
-          <w:rFonts w:ascii="Times New Roman" w:hAnsi="Times New Roman" w:cs="Times New Roman"/>
-        </w:rPr>
-        <w:lastRenderedPageBreak/>
-        <w:t>dividido em grupos de arquivos, permitindo que apenas uma quantidade limitada de dados fosse mantida na memória enquanto os demais permaneciam armazenados em arquivos.</w:t>
+        <w:t>Outra dificuldade encontrada foi o controle da quantidade de dados carregados durante a intercalação. Para solucionar esse problema, o processamento foi dividido em grupos de arquivos, permitindo que apenas uma quantidade limitada de dados fosse mantida na memória enquanto os demais permaneciam armazenados em arquivos.</w:t>
       </w:r>
     </w:p>
     <w:p>
@@ -4821,6 +4541,7 @@
         <w:rPr>
           <w:rFonts w:ascii="Times New Roman" w:hAnsi="Times New Roman" w:cs="Times New Roman"/>
         </w:rPr>
+        <w:lastRenderedPageBreak/>
         <w:t>Diante do que foi apresentado, a realização deste trabalho proporcionou um melhor entendimento sobre o funcionamento da memória externa e sobre as técnicas utilizadas para processar grandes quantidades de dados quando a memória RAM possui limitações.</w:t>
       </w:r>
     </w:p>
@@ -4847,21 +4568,7 @@
         <w:rPr>
           <w:rFonts w:ascii="Times New Roman" w:hAnsi="Times New Roman" w:cs="Times New Roman"/>
         </w:rPr>
-        <w:t xml:space="preserve">Além disso, foi possível desenvolver conhecimentos relacionados à criação, leitura, escrita e manipulação de arquivos em Python, bem como compreender melhor o funcionamento do algoritmo de ordenação Quick </w:t>
-      </w:r>
-      <w:proofErr w:type="spellStart"/>
-      <w:r>
-        <w:rPr>
-          <w:rFonts w:ascii="Times New Roman" w:hAnsi="Times New Roman" w:cs="Times New Roman"/>
-        </w:rPr>
-        <w:t>Sort</w:t>
-      </w:r>
-      <w:proofErr w:type="spellEnd"/>
-      <w:r>
-        <w:rPr>
-          <w:rFonts w:ascii="Times New Roman" w:hAnsi="Times New Roman" w:cs="Times New Roman"/>
-        </w:rPr>
-        <w:t xml:space="preserve"> e do processo de intercalação de arquivos.</w:t>
+        <w:t>Além disso, foi possível desenvolver conhecimentos relacionados à criação, leitura, escrita e manipulação de arquivos em Python, bem como compreender melhor o funcionamento do algoritmo de ordenação Quick Sort e do processo de intercalação de arquivos.</w:t>
       </w:r>
     </w:p>
     <w:p>
@@ -4921,6 +4628,154 @@
         </w:rPr>
         <w:t>.</w:t>
       </w:r>
+    </w:p>
+    <w:p>
+      <w:pPr>
+        <w:pStyle w:val="PargrafodaLista"/>
+        <w:spacing w:line="360" w:lineRule="auto"/>
+        <w:jc w:val="both"/>
+        <w:rPr>
+          <w:rFonts w:ascii="Times New Roman" w:hAnsi="Times New Roman" w:cs="Times New Roman"/>
+        </w:rPr>
+      </w:pPr>
+    </w:p>
+    <w:p>
+      <w:pPr>
+        <w:pStyle w:val="PargrafodaLista"/>
+        <w:spacing w:line="360" w:lineRule="auto"/>
+        <w:jc w:val="both"/>
+        <w:rPr>
+          <w:rFonts w:ascii="Times New Roman" w:hAnsi="Times New Roman" w:cs="Times New Roman"/>
+        </w:rPr>
+      </w:pPr>
+    </w:p>
+    <w:p>
+      <w:pPr>
+        <w:pStyle w:val="PargrafodaLista"/>
+        <w:numPr>
+          <w:ilvl w:val="0"/>
+          <w:numId w:val="1"/>
+        </w:numPr>
+        <w:spacing w:line="360" w:lineRule="auto"/>
+        <w:jc w:val="both"/>
+        <w:rPr>
+          <w:rFonts w:ascii="Times New Roman" w:hAnsi="Times New Roman" w:cs="Times New Roman"/>
+        </w:rPr>
+      </w:pPr>
+      <w:r>
+        <w:rPr>
+          <w:rFonts w:ascii="Times New Roman" w:hAnsi="Times New Roman" w:cs="Times New Roman"/>
+        </w:rPr>
+        <w:t>Anexos</w:t>
+      </w:r>
+    </w:p>
+    <w:p>
+      <w:pPr>
+        <w:pStyle w:val="PargrafodaLista"/>
+        <w:spacing w:line="360" w:lineRule="auto"/>
+        <w:jc w:val="both"/>
+        <w:rPr>
+          <w:rFonts w:ascii="Times New Roman" w:hAnsi="Times New Roman" w:cs="Times New Roman"/>
+        </w:rPr>
+      </w:pPr>
+      <w:r>
+        <w:rPr>
+          <w:rFonts w:ascii="Times New Roman" w:hAnsi="Times New Roman" w:cs="Times New Roman"/>
+        </w:rPr>
+        <w:t xml:space="preserve">Link do código do github que foi feito o trabalho: </w:t>
+      </w:r>
+    </w:p>
+    <w:p>
+      <w:pPr>
+        <w:pStyle w:val="PargrafodaLista"/>
+        <w:spacing w:line="360" w:lineRule="auto"/>
+        <w:jc w:val="both"/>
+        <w:rPr>
+          <w:rFonts w:ascii="Times New Roman" w:hAnsi="Times New Roman" w:cs="Times New Roman"/>
+        </w:rPr>
+      </w:pPr>
+      <w:hyperlink r:id="rId14" w:history="1">
+        <w:r>
+          <w:rPr>
+            <w:rStyle w:val="Hyperlink"/>
+            <w:rFonts w:ascii="Times New Roman" w:hAnsi="Times New Roman" w:cs="Times New Roman"/>
+          </w:rPr>
+          <w:t>https://github.</w:t>
+        </w:r>
+        <w:r>
+          <w:rPr>
+            <w:rStyle w:val="Hyperlink"/>
+            <w:rFonts w:ascii="Times New Roman" w:hAnsi="Times New Roman" w:cs="Times New Roman"/>
+          </w:rPr>
+          <w:t>c</w:t>
+        </w:r>
+        <w:r>
+          <w:rPr>
+            <w:rStyle w:val="Hyperlink"/>
+            <w:rFonts w:ascii="Times New Roman" w:hAnsi="Times New Roman" w:cs="Times New Roman"/>
+          </w:rPr>
+          <w:t>om/matheusVasconcelos2002/QuickSort-Intercalacao-Com-Tempos.git</w:t>
+        </w:r>
+      </w:hyperlink>
+    </w:p>
+    <w:p>
+      <w:pPr>
+        <w:pStyle w:val="PargrafodaLista"/>
+        <w:spacing w:line="360" w:lineRule="auto"/>
+        <w:jc w:val="both"/>
+        <w:rPr>
+          <w:rFonts w:ascii="Times New Roman" w:hAnsi="Times New Roman" w:cs="Times New Roman"/>
+        </w:rPr>
+      </w:pPr>
+    </w:p>
+    <w:p>
+      <w:pPr>
+        <w:pStyle w:val="PargrafodaLista"/>
+        <w:spacing w:line="360" w:lineRule="auto"/>
+        <w:jc w:val="both"/>
+        <w:rPr>
+          <w:rFonts w:ascii="Times New Roman" w:hAnsi="Times New Roman" w:cs="Times New Roman"/>
+        </w:rPr>
+      </w:pPr>
+      <w:r>
+        <w:rPr>
+          <w:rFonts w:ascii="Times New Roman" w:hAnsi="Times New Roman" w:cs="Times New Roman"/>
+        </w:rPr>
+        <w:t>Link do Documento dos prompts:</w:t>
+      </w:r>
+    </w:p>
+    <w:p>
+      <w:pPr>
+        <w:pStyle w:val="PargrafodaLista"/>
+        <w:spacing w:line="360" w:lineRule="auto"/>
+        <w:jc w:val="both"/>
+        <w:rPr>
+          <w:rFonts w:ascii="Times New Roman" w:hAnsi="Times New Roman" w:cs="Times New Roman"/>
+        </w:rPr>
+      </w:pPr>
+      <w:hyperlink r:id="rId15" w:history="1">
+        <w:r>
+          <w:rPr>
+            <w:rStyle w:val="Hyperlink"/>
+            <w:rFonts w:ascii="Times New Roman" w:hAnsi="Times New Roman" w:cs="Times New Roman"/>
+          </w:rPr>
+          <w:t>https://docs.google.com/document/d/1bKF2juk8IkY32I9WtwfxQhtpC-ex3nFuxHWh87WR_M8/e</w:t>
+        </w:r>
+        <w:r>
+          <w:rPr>
+            <w:rStyle w:val="Hyperlink"/>
+            <w:rFonts w:ascii="Times New Roman" w:hAnsi="Times New Roman" w:cs="Times New Roman"/>
+          </w:rPr>
+          <w:t>d</w:t>
+        </w:r>
+        <w:r>
+          <w:rPr>
+            <w:rStyle w:val="Hyperlink"/>
+            <w:rFonts w:ascii="Times New Roman" w:hAnsi="Times New Roman" w:cs="Times New Roman"/>
+          </w:rPr>
+          <w:t>it?usp=sharing</w:t>
+        </w:r>
+      </w:hyperlink>
     </w:p>
     <w:sectPr>
       <w:pgSz w:w="11906" w:h="16838"/>
@@ -6591,6 +6446,18 @@
       <w:shd w:val="clear" w:color="auto" w:fill="E1DFDD"/>
     </w:rPr>
   </w:style>
+  <w:style w:type="character" w:styleId="HiperlinkVisitado">
+    <w:name w:val="FollowedHyperlink"/>
+    <w:basedOn w:val="Fontepargpadro"/>
+    <w:uiPriority w:val="99"/>
+    <w:semiHidden/>
+    <w:unhideWhenUsed/>
+    <w:rsid w:val="00C319D8"/>
+    <w:rPr>
+      <w:color w:val="954F72" w:themeColor="followedHyperlink"/>
+      <w:u w:val="single"/>
+    </w:rPr>
+  </w:style>
 </w:styles>
 </file>
 
